--- a/Roteiro - Redes 7 - Nomes na rede.docx
+++ b/Roteiro - Redes 7 - Nomes na rede.docx
@@ -131,7 +131,7 @@
           <w:i w:val="0"/>
           <w:sz w:val="22"/>
         </w:rPr>
-        <w:t>Fecha o bloco do "invisível" (Noites 6 e 7). A Noite 8 começa o projeto da rede de casa (planejamento). O DNS volta na Noite 9, quando a turma configura o roteador, e a segurança volta inteira na Noite 11 — hoje é só a parte do link e do cadeado.</w:t>
+        <w:t>Fecha o bloco do "invisível" (Noites 6 e 7). A Noite 8 é a de configurar o roteador de verdade: o DNS volta lá, quando a turma vê onde se troca a agenda, e a segurança volta inteira na Noite 10 — hoje é só a parte do link e do cadeado.</w:t>
       </w:r>
     </w:p>
     <w:p>
@@ -1449,7 +1449,7 @@
         <w:rPr>
           <w:sz w:val="22"/>
         </w:rPr>
-        <w:t>Na Noite 9, quando configurar o roteador, a turma vai ver onde se troca a agenda</w:t>
+        <w:t>Na Noite 8, quando configurar o roteador, a turma vai ver onde se troca a agenda</w:t>
       </w:r>
     </w:p>
     <w:p>
@@ -4161,7 +4161,7 @@
           <w:i/>
           <w:sz w:val="22"/>
         </w:rPr>
-        <w:t>"Na próxima noite a gente começa o projeto de verdade: a rede de uma casa. A tarefa: desenhem a planta da casa de vocês, à mão, sem régua — os cômodos vistos de cima. Marquem com um X onde fica o modem ou roteador, com uma seta por onde o cabo da internet chega, e pintem os cômodos onde o Wi-Fi é fraco."</w:t>
+        <w:t>"Na próxima noite cada equipe configura um roteador do zero. A tarefa: olhem a etiqueta embaixo do roteador de casa e anotem a marca e o modelo. Vejam no celular o nome do Wi-Fi da casa: é igual ao da etiqueta? Se for, ninguém nunca mexeu nele. E perguntem em casa se alguém sabe a senha de administrador. Não tirem foto da etiqueta nem mandem a senha pra ninguém."</w:t>
       </w:r>
     </w:p>
     <w:p>
@@ -4187,7 +4187,7 @@
           <w:i/>
           <w:sz w:val="22"/>
         </w:rPr>
-        <w:t>"Na próxima noite: planejando a rede de uma casa. Onde colocar o roteador, por onde passar cabo, quanto material comprar. É a primeira parte do projeto final."</w:t>
+        <w:t>"Na próxima noite: configurando o roteador. Cada equipe pega um roteador de fábrica e deixa ele pronto pra entregar ao cliente: nome, senha, endereços, a agenda (DNS), rede de convidados e cópia de segurança."</w:t>
       </w:r>
     </w:p>
     <w:p>
@@ -4381,7 +4381,7 @@
         <w:rPr>
           <w:sz w:val="22"/>
         </w:rPr>
-        <w:t>Guarde os cartões de links e as cartilhas. As cartilhas voltam na Noite 11 (segurança)</w:t>
+        <w:t>Guarde os cartões de links e as cartilhas. As cartilhas voltam na Noite 10 (segurança)</w:t>
       </w:r>
     </w:p>
     <w:p>
